--- a/Kniha/poznamky.docx
+++ b/Kniha/poznamky.docx
@@ -17,7 +17,47 @@
         </w:r>
       </w:hyperlink>
     </w:p>
-    <w:p/>
+    <w:p>
+      <w:pPr>
+        <w:spacing w:after="0"/>
+        <w:rPr>
+          <w:b/>
+          <w:bCs/>
+          <w:lang w:val="en-US"/>
+        </w:rPr>
+      </w:pPr>
+      <w:r>
+        <w:rPr>
+          <w:b/>
+          <w:bCs/>
+          <w:lang w:val="en-US"/>
+        </w:rPr>
+        <w:t>Building and visualizing Sudoku Game Using Pygame</w:t>
+      </w:r>
+    </w:p>
+    <w:p>
+      <w:pPr>
+        <w:spacing w:after="0"/>
+        <w:rPr>
+          <w:lang w:val="en-US"/>
+        </w:rPr>
+      </w:pPr>
+      <w:hyperlink r:id="rId5" w:history="1">
+        <w:r>
+          <w:rPr>
+            <w:rStyle w:val="Hyperlink"/>
+            <w:lang w:val="en-US"/>
+          </w:rPr>
+          <w:t>https://www.geeksforgeeks.org/python/building-and-visualizing-sudoku-game-using-pygame/</w:t>
+        </w:r>
+      </w:hyperlink>
+      <w:r>
+        <w:rPr>
+          <w:lang w:val="en-US"/>
+        </w:rPr>
+        <w:t xml:space="preserve"> </w:t>
+      </w:r>
+    </w:p>
     <w:sectPr>
       <w:pgSz w:w="11906" w:h="16838"/>
       <w:pgMar w:top="1440" w:right="1440" w:bottom="1440" w:left="1440" w:header="708" w:footer="708" w:gutter="0"/>
